--- a/TractScore-v1.docx
+++ b/TractScore-v1.docx
@@ -326,6 +326,78 @@
       </w:r>
       <w:r>
         <w:t xml:space="preserve"> choose new pitches so that the phoneme glissandos. </w:t>
+      </w:r>
+      <w:r>
+        <w:t>Widen the gap between your pitches.</w:t>
+      </w:r>
+    </w:p>
+    <w:p/>
+    <w:p>
+      <w:r>
+        <w:t>Random words</w:t>
+      </w:r>
+    </w:p>
+    <w:p>
+      <w:r>
+        <w:t>Next cue: play random words fast</w:t>
+      </w:r>
+    </w:p>
+    <w:p/>
+    <w:p>
+      <w:r>
+        <w:t xml:space="preserve">Part II: Choose random pitches between G4 and G5. As you hold S to scan between them, choose new pitches so that the </w:t>
+      </w:r>
+      <w:proofErr w:type="spellStart"/>
+      <w:r>
+        <w:t>phoneme</w:t>
+      </w:r>
+      <w:proofErr w:type="spellEnd"/>
+      <w:r>
+        <w:t xml:space="preserve"> glissandos. </w:t>
+      </w:r>
+      <w:r>
+        <w:t>Widen the gap between your pitches.</w:t>
+      </w:r>
+    </w:p>
+    <w:p>
+      <w:r>
+        <w:t>Next cue: play random words fast</w:t>
+      </w:r>
+    </w:p>
+    <w:p/>
+    <w:p>
+      <w:r>
+        <w:t>Part III: press E to play random words. Between each word, change the note you play to</w:t>
+      </w:r>
+      <w:r>
+        <w:t xml:space="preserve"> either D2, G2, or Bb2</w:t>
+      </w:r>
+    </w:p>
+    <w:p/>
+    <w:p>
+      <w:r>
+        <w:t xml:space="preserve">Next cue: play random </w:t>
+      </w:r>
+    </w:p>
+    <w:p/>
+    <w:p>
+      <w:r>
+        <w:t xml:space="preserve">Part IV: </w:t>
+      </w:r>
+      <w:r>
+        <w:t>Hold</w:t>
+      </w:r>
+      <w:r>
+        <w:t xml:space="preserve"> </w:t>
+      </w:r>
+      <w:r>
+        <w:t>S</w:t>
+      </w:r>
+      <w:r>
+        <w:t xml:space="preserve"> to </w:t>
+      </w:r>
+      <w:r>
+        <w:t>scan through the phrase. Change pitches between each word, alternating between G1 and Ab1.</w:t>
       </w:r>
     </w:p>
     <w:p/>

--- a/TractScore-v1.docx
+++ b/TractScore-v1.docx
@@ -272,18 +272,121 @@
         <w:t>Toggle whisper on with Z!</w:t>
       </w:r>
       <w:r>
+        <w:t xml:space="preserve"> scan through together with the mouse.</w:t>
+      </w:r>
+    </w:p>
+    <w:p/>
+    <w:p>
+      <w:r>
+        <w:t>When you get to the last N – hold until cued to toggle off whisper!</w:t>
+      </w:r>
+    </w:p>
+    <w:p/>
+    <w:p>
+      <w:pPr>
+        <w:rPr>
+          <w:b/>
+          <w:bCs/>
+        </w:rPr>
+      </w:pPr>
+      <w:r>
+        <w:rPr>
+          <w:b/>
+          <w:bCs/>
+        </w:rPr>
+        <w:t>Phrase 5: slip, slide, perish</w:t>
+      </w:r>
+    </w:p>
+    <w:p>
+      <w:pPr>
+        <w:rPr>
+          <w:b/>
+          <w:bCs/>
+        </w:rPr>
+      </w:pPr>
+    </w:p>
+    <w:p>
+      <w:r>
+        <w:t xml:space="preserve">Part I: Choose random pitches between C4 and C5. As you </w:t>
+      </w:r>
+      <w:r>
+        <w:t xml:space="preserve">hold S </w:t>
+      </w:r>
+      <w:r>
+        <w:t xml:space="preserve">to </w:t>
+      </w:r>
+      <w:r>
+        <w:t>scan</w:t>
+      </w:r>
+      <w:r>
+        <w:t xml:space="preserve"> between them,</w:t>
+      </w:r>
+      <w:r>
+        <w:t xml:space="preserve"> choose new pitches so that the phoneme glissandos. </w:t>
+      </w:r>
+      <w:r>
+        <w:t>Widen the gap between your pitches.</w:t>
+      </w:r>
+    </w:p>
+    <w:p/>
+    <w:p>
+      <w:r>
+        <w:t>Random words</w:t>
+      </w:r>
+    </w:p>
+    <w:p>
+      <w:r>
+        <w:t>Next cue: play random words fast</w:t>
+      </w:r>
+    </w:p>
+    <w:p/>
+    <w:p>
+      <w:r>
+        <w:t>Part II: Choose random pitches between G4 and G5. As you hold S to scan between them, choose new pitches so that the phoneme glissandos. Widen the gap between your pitches.</w:t>
+      </w:r>
+    </w:p>
+    <w:p>
+      <w:r>
+        <w:t>Next cue: play random words fast</w:t>
+      </w:r>
+    </w:p>
+    <w:p/>
+    <w:p>
+      <w:r>
+        <w:t>Part III: press E to play random words. Between each word, change the note you play to</w:t>
+      </w:r>
+      <w:r>
+        <w:t xml:space="preserve"> either D2, G2, or Bb2</w:t>
+      </w:r>
+    </w:p>
+    <w:p/>
+    <w:p>
+      <w:r>
+        <w:t xml:space="preserve">Next cue: play random </w:t>
+      </w:r>
+    </w:p>
+    <w:p/>
+    <w:p>
+      <w:r>
+        <w:t xml:space="preserve">Part IV: </w:t>
+      </w:r>
+      <w:r>
+        <w:t>Hold</w:t>
+      </w:r>
+      <w:r>
         <w:t xml:space="preserve"> </w:t>
       </w:r>
       <w:r>
-        <w:t>scan through together with the mouse.</w:t>
-      </w:r>
-    </w:p>
-    <w:p/>
-    <w:p>
-      <w:r>
-        <w:t>When you get to the last N – hold until cued to toggle off whisper!</w:t>
-      </w:r>
-    </w:p>
+        <w:t>S</w:t>
+      </w:r>
+      <w:r>
+        <w:t xml:space="preserve"> to </w:t>
+      </w:r>
+      <w:r>
+        <w:t>scan through the phrase. Change pitches between each word, alternating between G1 and Ab1.</w:t>
+      </w:r>
+    </w:p>
+    <w:p/>
     <w:p/>
     <w:p>
       <w:pPr>
@@ -297,7 +400,28 @@
           <w:b/>
           <w:bCs/>
         </w:rPr>
-        <w:t>Phrase 5: slip, slide, perish</w:t>
+        <w:t xml:space="preserve">Phrase </w:t>
+      </w:r>
+      <w:r>
+        <w:rPr>
+          <w:b/>
+          <w:bCs/>
+        </w:rPr>
+        <w:t>6</w:t>
+      </w:r>
+      <w:r>
+        <w:rPr>
+          <w:b/>
+          <w:bCs/>
+        </w:rPr>
+        <w:t xml:space="preserve">: </w:t>
+      </w:r>
+      <w:r>
+        <w:rPr>
+          <w:b/>
+          <w:bCs/>
+        </w:rPr>
+        <w:t>decay with imprecision</w:t>
       </w:r>
     </w:p>
     <w:p>
@@ -310,98 +434,78 @@
     </w:p>
     <w:p>
       <w:r>
-        <w:t xml:space="preserve">Part I: Choose random pitches between C4 and C5. As you </w:t>
-      </w:r>
-      <w:r>
-        <w:t xml:space="preserve">hold S </w:t>
-      </w:r>
-      <w:r>
-        <w:t xml:space="preserve">to </w:t>
-      </w:r>
-      <w:r>
-        <w:t>scan</w:t>
-      </w:r>
-      <w:r>
-        <w:t xml:space="preserve"> between them,</w:t>
-      </w:r>
-      <w:r>
-        <w:t xml:space="preserve"> choose new pitches so that the phoneme glissandos. </w:t>
-      </w:r>
-      <w:r>
-        <w:t>Widen the gap between your pitches.</w:t>
-      </w:r>
-    </w:p>
-    <w:p/>
-    <w:p>
-      <w:r>
-        <w:t>Random words</w:t>
-      </w:r>
-    </w:p>
-    <w:p>
-      <w:r>
-        <w:t>Next cue: play random words fast</w:t>
-      </w:r>
-    </w:p>
-    <w:p/>
-    <w:p>
-      <w:r>
-        <w:t xml:space="preserve">Part II: Choose random pitches between G4 and G5. As you hold S to scan between them, choose new pitches so that the </w:t>
-      </w:r>
-      <w:proofErr w:type="spellStart"/>
-      <w:r>
-        <w:t>phoneme</w:t>
-      </w:r>
-      <w:proofErr w:type="spellEnd"/>
-      <w:r>
-        <w:t xml:space="preserve"> glissandos. </w:t>
-      </w:r>
-      <w:r>
-        <w:t>Widen the gap between your pitches.</w:t>
-      </w:r>
-    </w:p>
-    <w:p>
-      <w:r>
-        <w:t>Next cue: play random words fast</w:t>
-      </w:r>
-    </w:p>
-    <w:p/>
-    <w:p>
-      <w:r>
-        <w:t>Part III: press E to play random words. Between each word, change the note you play to</w:t>
-      </w:r>
-      <w:r>
-        <w:t xml:space="preserve"> either D2, G2, or Bb2</w:t>
-      </w:r>
-    </w:p>
-    <w:p/>
-    <w:p>
-      <w:r>
-        <w:t xml:space="preserve">Next cue: play random </w:t>
-      </w:r>
-    </w:p>
-    <w:p/>
-    <w:p>
-      <w:r>
-        <w:t xml:space="preserve">Part IV: </w:t>
-      </w:r>
-      <w:r>
-        <w:t>Hold</w:t>
-      </w:r>
-      <w:r>
-        <w:t xml:space="preserve"> </w:t>
-      </w:r>
-      <w:r>
-        <w:t>S</w:t>
-      </w:r>
-      <w:r>
-        <w:t xml:space="preserve"> to </w:t>
-      </w:r>
-      <w:r>
-        <w:t>scan through the phrase. Change pitches between each word, alternating between G1 and Ab1.</w:t>
-      </w:r>
-    </w:p>
-    <w:p/>
-    <w:p/>
+        <w:t xml:space="preserve">Part I &amp; IV – next word, (R), fast and then slow (E) then (W). Start at C and go down. Finally last decay </w:t>
+      </w:r>
+    </w:p>
+    <w:p/>
+    <w:p>
+      <w:r>
+        <w:t>Part II &amp; III – whisper on, slow then fast, end with a final decay.</w:t>
+      </w:r>
+    </w:p>
+    <w:p/>
+    <w:p>
+      <w:pPr>
+        <w:rPr>
+          <w:b/>
+          <w:bCs/>
+        </w:rPr>
+      </w:pPr>
+      <w:r>
+        <w:rPr>
+          <w:b/>
+          <w:bCs/>
+        </w:rPr>
+        <w:t xml:space="preserve">Phrase </w:t>
+      </w:r>
+      <w:r>
+        <w:rPr>
+          <w:b/>
+          <w:bCs/>
+        </w:rPr>
+        <w:t>7</w:t>
+      </w:r>
+      <w:r>
+        <w:rPr>
+          <w:b/>
+          <w:bCs/>
+        </w:rPr>
+        <w:t xml:space="preserve">: </w:t>
+      </w:r>
+      <w:r>
+        <w:rPr>
+          <w:b/>
+          <w:bCs/>
+        </w:rPr>
+        <w:t>will not stay in place</w:t>
+      </w:r>
+    </w:p>
+    <w:p>
+      <w:r>
+        <w:lastRenderedPageBreak/>
+        <w:t>Start with random phonemes, then random words. Eventually start scanning through, forward and back on the strip.</w:t>
+      </w:r>
+    </w:p>
+    <w:p/>
+    <w:p>
+      <w:r>
+        <w:t xml:space="preserve">Start with low </w:t>
+      </w:r>
+      <w:proofErr w:type="gramStart"/>
+      <w:r>
+        <w:t>density, and</w:t>
+      </w:r>
+      <w:proofErr w:type="gramEnd"/>
+      <w:r>
+        <w:t xml:space="preserve"> increase to high density.</w:t>
+      </w:r>
+    </w:p>
+    <w:p/>
+    <w:p>
+      <w:r>
+        <w:t xml:space="preserve">Eventually start toggling Z on and off, and then </w:t>
+      </w:r>
+    </w:p>
     <w:p/>
     <w:p/>
     <w:p/>
